--- a/docs/manual/คู่มือการใช้งานสำหรับนักศึกษา.docx
+++ b/docs/manual/คู่มือการใช้งานสำหรับนักศึกษา.docx
@@ -1760,7 +1760,7 @@
         <w:pStyle w:val="Heading3"/>
       </w:pPr>
       <w:r>
-        <w:t xml:space="preserve">ส่วนที่ 2 · วันที่และเวลา</w:t>
+        <w:t xml:space="preserve">ส่วนที่ 2 · วันที่ เวลา และหน่วยบริการ</w:t>
       </w:r>
     </w:p>
     <w:p>
@@ -1822,7 +1822,38 @@
           <w:b w:val="false"/>
           <w:bCs w:val="false"/>
         </w:rPr>
-        <w:t xml:space="preserve"> (ไม่บังคับ)</w:t>
+        <w:t xml:space="preserve"> (ไม่บังคับ) — เป็นเวลาตามที่กรอก (เวลาไทย)</w:t>
+      </w:r>
+    </w:p>
+    <w:p>
+      <w:pPr>
+        <w:pStyle w:val="ListParagraph"/>
+        <w:numPr>
+          <w:ilvl w:val="0"/>
+          <w:numId w:val="2"/>
+        </w:numPr>
+        <w:spacing w:after="40"/>
+      </w:pPr>
+      <w:r>
+        <w:rPr>
+          <w:b w:val="false"/>
+          <w:bCs w:val="false"/>
+        </w:rPr>
+        <w:t xml:space="preserve"/>
+      </w:r>
+      <w:r>
+        <w:rPr>
+          <w:b/>
+          <w:bCs/>
+        </w:rPr>
+        <w:t xml:space="preserve">หน่วยบริการที่ปฏิบัติงาน</w:t>
+      </w:r>
+      <w:r>
+        <w:rPr>
+          <w:b w:val="false"/>
+          <w:bCs w:val="false"/>
+        </w:rPr>
+        <w:t xml:space="preserve"> — ระบบแสดงให้อัตโนมัติจากข้อมูลตอนสมัคร (ที่ว่าการอำเภอ หรือ ธนาคาร+สาขา) ไม่ต้องกรอกเอง</w:t>
       </w:r>
     </w:p>
     <w:p>
@@ -1975,7 +2006,7 @@
                 <w:b w:val="false"/>
                 <w:bCs w:val="false"/>
               </w:rPr>
-              <w:t xml:space="preserve">เช้า / บ่าย / เพิ่มเติม</w:t>
+              <w:t xml:space="preserve">เช้า / บ่าย / เย็น — เลือก "เพิ่มเติม" ระบบตั้งเป็น "เย็น" ให้อัตโนมัติ (แก้เป็นช่วงอื่นได้) · เพิ่มกิจกรรมใหม่ตั้งค่าเริ่มต้นเป็น "เย็น"</w:t>
             </w:r>
           </w:p>
         </w:tc>
@@ -2785,9 +2816,433 @@
           <w:b w:val="false"/>
           <w:bCs w:val="false"/>
         </w:rPr>
-        <w:t xml:space="preserve"> (สีน้ำเงิน) — แก้ไขภายหลังได้ที่ปุ่ม ✏️ และลบได้ที่ปุ่ม 🗑️ ในรายการ</w:t>
-      </w:r>
-    </w:p>
+        <w:t xml:space="preserve"> (สีน้ำเงิน) ระบบจะบันทึกและกลับสู่รายการ</w:t>
+      </w:r>
+    </w:p>
+    <w:p>
+      <w:pPr>
+        <w:spacing w:after="60"/>
+      </w:pPr>
+      <w:r>
+        <w:t xml:space="preserve"/>
+      </w:r>
+    </w:p>
+    <w:p>
+      <w:pPr>
+        <w:pStyle w:val="Heading2"/>
+      </w:pPr>
+      <w:r>
+        <w:t xml:space="preserve">ดูบันทึก และออกรายงานรายวัน (PDF) สำหรับแนบเบิกจ่าย</w:t>
+      </w:r>
+    </w:p>
+    <w:p>
+      <w:pPr>
+        <w:spacing w:after="80"/>
+      </w:pPr>
+      <w:r>
+        <w:rPr>
+          <w:b w:val="false"/>
+          <w:bCs w:val="false"/>
+        </w:rPr>
+        <w:t xml:space="preserve">การ์ดของแต่ละวันแสดง </w:t>
+      </w:r>
+      <w:r>
+        <w:rPr>
+          <w:b/>
+          <w:bCs/>
+        </w:rPr>
+        <w:t xml:space="preserve">วันที่แบบไทย</w:t>
+      </w:r>
+      <w:r>
+        <w:rPr>
+          <w:b w:val="false"/>
+          <w:bCs w:val="false"/>
+        </w:rPr>
+        <w:t xml:space="preserve"> (เช่น 7 มิถุนายน 2569) พร้อมสรุปแถวเดียว: ผู้รับบริการ / ลงทะเบียนสำเร็จ-ไม่สำเร็จ / กรณีปัญหา / ไฟล์แนบ และมีปุ่ม 3 ปุ่ม:</w:t>
+      </w:r>
+    </w:p>
+    <w:tbl>
+      <w:tblPr>
+        <w:tblW w:type="dxa" w:w="9026"/>
+        <w:tblBorders>
+          <w:top w:val="single" w:color="auto" w:sz="4"/>
+          <w:left w:val="single" w:color="auto" w:sz="4"/>
+          <w:bottom w:val="single" w:color="auto" w:sz="4"/>
+          <w:right w:val="single" w:color="auto" w:sz="4"/>
+          <w:insideH w:val="single" w:color="auto" w:sz="4"/>
+          <w:insideV w:val="single" w:color="auto" w:sz="4"/>
+        </w:tblBorders>
+      </w:tblPr>
+      <w:tblGrid>
+        <w:gridCol w:w="2000"/>
+        <w:gridCol w:w="7026"/>
+      </w:tblGrid>
+      <w:tr>
+        <w:trPr>
+          <w:tblHeader/>
+        </w:trPr>
+        <w:tc>
+          <w:tcPr>
+            <w:tcW w:type="dxa" w:w="2000"/>
+            <w:tcBorders>
+              <w:top w:val="single" w:color="BBBBBB" w:sz="1"/>
+              <w:left w:val="single" w:color="BBBBBB" w:sz="1"/>
+              <w:bottom w:val="single" w:color="BBBBBB" w:sz="1"/>
+              <w:right w:val="single" w:color="BBBBBB" w:sz="1"/>
+            </w:tcBorders>
+            <w:shd w:fill="1D4ED8" w:val="clear"/>
+            <w:tcMar>
+              <w:top w:type="dxa" w:w="60"/>
+              <w:left w:type="dxa" w:w="110"/>
+              <w:bottom w:type="dxa" w:w="60"/>
+              <w:right w:type="dxa" w:w="110"/>
+            </w:tcMar>
+            <w:vAlign w:val="center"/>
+          </w:tcPr>
+          <w:p>
+            <w:r>
+              <w:rPr>
+                <w:b/>
+                <w:bCs/>
+                <w:color w:val="FFFFFF"/>
+              </w:rPr>
+              <w:t xml:space="preserve">ปุ่ม</w:t>
+            </w:r>
+          </w:p>
+        </w:tc>
+        <w:tc>
+          <w:tcPr>
+            <w:tcW w:type="dxa" w:w="7026"/>
+            <w:tcBorders>
+              <w:top w:val="single" w:color="BBBBBB" w:sz="1"/>
+              <w:left w:val="single" w:color="BBBBBB" w:sz="1"/>
+              <w:bottom w:val="single" w:color="BBBBBB" w:sz="1"/>
+              <w:right w:val="single" w:color="BBBBBB" w:sz="1"/>
+            </w:tcBorders>
+            <w:shd w:fill="1D4ED8" w:val="clear"/>
+            <w:tcMar>
+              <w:top w:type="dxa" w:w="60"/>
+              <w:left w:type="dxa" w:w="110"/>
+              <w:bottom w:type="dxa" w:w="60"/>
+              <w:right w:type="dxa" w:w="110"/>
+            </w:tcMar>
+            <w:vAlign w:val="center"/>
+          </w:tcPr>
+          <w:p>
+            <w:r>
+              <w:rPr>
+                <w:b/>
+                <w:bCs/>
+                <w:color w:val="FFFFFF"/>
+              </w:rPr>
+              <w:t xml:space="preserve">หน้าที่</w:t>
+            </w:r>
+          </w:p>
+        </w:tc>
+      </w:tr>
+      <w:tr>
+        <w:tc>
+          <w:tcPr>
+            <w:tcW w:type="dxa" w:w="2000"/>
+            <w:tcBorders>
+              <w:top w:val="single" w:color="BBBBBB" w:sz="1"/>
+              <w:left w:val="single" w:color="BBBBBB" w:sz="1"/>
+              <w:bottom w:val="single" w:color="BBBBBB" w:sz="1"/>
+              <w:right w:val="single" w:color="BBBBBB" w:sz="1"/>
+            </w:tcBorders>
+            <w:shd w:fill="FFFFFF" w:val="clear"/>
+            <w:tcMar>
+              <w:top w:type="dxa" w:w="50"/>
+              <w:left w:type="dxa" w:w="110"/>
+              <w:bottom w:type="dxa" w:w="50"/>
+              <w:right w:type="dxa" w:w="110"/>
+            </w:tcMar>
+          </w:tcPr>
+          <w:p>
+            <w:r>
+              <w:rPr>
+                <w:b w:val="false"/>
+                <w:bCs w:val="false"/>
+              </w:rPr>
+              <w:t xml:space="preserve">👁 ดู</w:t>
+            </w:r>
+          </w:p>
+        </w:tc>
+        <w:tc>
+          <w:tcPr>
+            <w:tcW w:type="dxa" w:w="7026"/>
+            <w:tcBorders>
+              <w:top w:val="single" w:color="BBBBBB" w:sz="1"/>
+              <w:left w:val="single" w:color="BBBBBB" w:sz="1"/>
+              <w:bottom w:val="single" w:color="BBBBBB" w:sz="1"/>
+              <w:right w:val="single" w:color="BBBBBB" w:sz="1"/>
+            </w:tcBorders>
+            <w:shd w:fill="FFFFFF" w:val="clear"/>
+            <w:tcMar>
+              <w:top w:type="dxa" w:w="50"/>
+              <w:left w:type="dxa" w:w="110"/>
+              <w:bottom w:type="dxa" w:w="50"/>
+              <w:right w:type="dxa" w:w="110"/>
+            </w:tcMar>
+          </w:tcPr>
+          <w:p>
+            <w:r>
+              <w:rPr>
+                <w:b w:val="false"/>
+                <w:bCs w:val="false"/>
+              </w:rPr>
+              <w:t xml:space="preserve">เปิดมุมมองอ่านอย่างเดียว (ไม่แก้ไข) — แสดง วันที่ · ช่วงเวลา · หน่วยบริการ · กิจกรรม · ผลลงทะเบียน · กรณีปัญหา · ภาพ · ผู้ควบคุมงาน</w:t>
+            </w:r>
+          </w:p>
+        </w:tc>
+      </w:tr>
+      <w:tr>
+        <w:tc>
+          <w:tcPr>
+            <w:tcW w:type="dxa" w:w="2000"/>
+            <w:tcBorders>
+              <w:top w:val="single" w:color="BBBBBB" w:sz="1"/>
+              <w:left w:val="single" w:color="BBBBBB" w:sz="1"/>
+              <w:bottom w:val="single" w:color="BBBBBB" w:sz="1"/>
+              <w:right w:val="single" w:color="BBBBBB" w:sz="1"/>
+            </w:tcBorders>
+            <w:shd w:fill="EEF4FF" w:val="clear"/>
+            <w:tcMar>
+              <w:top w:type="dxa" w:w="50"/>
+              <w:left w:type="dxa" w:w="110"/>
+              <w:bottom w:type="dxa" w:w="50"/>
+              <w:right w:type="dxa" w:w="110"/>
+            </w:tcMar>
+          </w:tcPr>
+          <w:p>
+            <w:r>
+              <w:rPr>
+                <w:b w:val="false"/>
+                <w:bCs w:val="false"/>
+              </w:rPr>
+              <w:t xml:space="preserve">✏️ แก้ไข</w:t>
+            </w:r>
+          </w:p>
+        </w:tc>
+        <w:tc>
+          <w:tcPr>
+            <w:tcW w:type="dxa" w:w="7026"/>
+            <w:tcBorders>
+              <w:top w:val="single" w:color="BBBBBB" w:sz="1"/>
+              <w:left w:val="single" w:color="BBBBBB" w:sz="1"/>
+              <w:bottom w:val="single" w:color="BBBBBB" w:sz="1"/>
+              <w:right w:val="single" w:color="BBBBBB" w:sz="1"/>
+            </w:tcBorders>
+            <w:shd w:fill="EEF4FF" w:val="clear"/>
+            <w:tcMar>
+              <w:top w:type="dxa" w:w="50"/>
+              <w:left w:type="dxa" w:w="110"/>
+              <w:bottom w:type="dxa" w:w="50"/>
+              <w:right w:type="dxa" w:w="110"/>
+            </w:tcMar>
+          </w:tcPr>
+          <w:p>
+            <w:r>
+              <w:rPr>
+                <w:b w:val="false"/>
+                <w:bCs w:val="false"/>
+              </w:rPr>
+              <w:t xml:space="preserve">เปิดฟอร์มเพื่อแก้ไขบันทึกของวันนั้น</w:t>
+            </w:r>
+          </w:p>
+        </w:tc>
+      </w:tr>
+      <w:tr>
+        <w:tc>
+          <w:tcPr>
+            <w:tcW w:type="dxa" w:w="2000"/>
+            <w:tcBorders>
+              <w:top w:val="single" w:color="BBBBBB" w:sz="1"/>
+              <w:left w:val="single" w:color="BBBBBB" w:sz="1"/>
+              <w:bottom w:val="single" w:color="BBBBBB" w:sz="1"/>
+              <w:right w:val="single" w:color="BBBBBB" w:sz="1"/>
+            </w:tcBorders>
+            <w:shd w:fill="FFFFFF" w:val="clear"/>
+            <w:tcMar>
+              <w:top w:type="dxa" w:w="50"/>
+              <w:left w:type="dxa" w:w="110"/>
+              <w:bottom w:type="dxa" w:w="50"/>
+              <w:right w:type="dxa" w:w="110"/>
+            </w:tcMar>
+          </w:tcPr>
+          <w:p>
+            <w:r>
+              <w:rPr>
+                <w:b w:val="false"/>
+                <w:bCs w:val="false"/>
+              </w:rPr>
+              <w:t xml:space="preserve">🗑️ ลบ</w:t>
+            </w:r>
+          </w:p>
+        </w:tc>
+        <w:tc>
+          <w:tcPr>
+            <w:tcW w:type="dxa" w:w="7026"/>
+            <w:tcBorders>
+              <w:top w:val="single" w:color="BBBBBB" w:sz="1"/>
+              <w:left w:val="single" w:color="BBBBBB" w:sz="1"/>
+              <w:bottom w:val="single" w:color="BBBBBB" w:sz="1"/>
+              <w:right w:val="single" w:color="BBBBBB" w:sz="1"/>
+            </w:tcBorders>
+            <w:shd w:fill="FFFFFF" w:val="clear"/>
+            <w:tcMar>
+              <w:top w:type="dxa" w:w="50"/>
+              <w:left w:type="dxa" w:w="110"/>
+              <w:bottom w:type="dxa" w:w="50"/>
+              <w:right w:type="dxa" w:w="110"/>
+            </w:tcMar>
+          </w:tcPr>
+          <w:p>
+            <w:r>
+              <w:rPr>
+                <w:b w:val="false"/>
+                <w:bCs w:val="false"/>
+              </w:rPr>
+              <w:t xml:space="preserve">ลบบันทึกของวันนั้น</w:t>
+            </w:r>
+          </w:p>
+        </w:tc>
+      </w:tr>
+    </w:tbl>
+    <w:p>
+      <w:pPr>
+        <w:spacing w:after="60"/>
+      </w:pPr>
+      <w:r>
+        <w:t xml:space="preserve"/>
+      </w:r>
+    </w:p>
+    <w:p>
+      <w:pPr>
+        <w:spacing w:after="80"/>
+      </w:pPr>
+      <w:r>
+        <w:rPr>
+          <w:b w:val="false"/>
+          <w:bCs w:val="false"/>
+        </w:rPr>
+        <w:t xml:space="preserve">ในมุมมอง </w:t>
+      </w:r>
+      <w:r>
+        <w:rPr>
+          <w:b/>
+          <w:bCs/>
+        </w:rPr>
+        <w:t xml:space="preserve">ดู</w:t>
+      </w:r>
+      <w:r>
+        <w:rPr>
+          <w:b w:val="false"/>
+          <w:bCs w:val="false"/>
+        </w:rPr>
+        <w:t xml:space="preserve"> กดปุ่ม 🖨️ </w:t>
+      </w:r>
+      <w:r>
+        <w:rPr>
+          <w:b/>
+          <w:bCs/>
+        </w:rPr>
+        <w:t xml:space="preserve">"พิมพ์ / บันทึก PDF"</w:t>
+      </w:r>
+      <w:r>
+        <w:rPr>
+          <w:b w:val="false"/>
+          <w:bCs w:val="false"/>
+        </w:rPr>
+        <w:t xml:space="preserve"> → ระบบเปิดหน้ารายงานขนาด A4 ที่จัดรูปแบบเรียบร้อย จากนั้นในกล่องพิมพ์ของเบราว์เซอร์เลือกปลายทางเป็น </w:t>
+      </w:r>
+      <w:r>
+        <w:rPr>
+          <w:b/>
+          <w:bCs/>
+        </w:rPr>
+        <w:t xml:space="preserve">"บันทึกเป็น PDF (Save as PDF)"</w:t>
+      </w:r>
+      <w:r>
+        <w:rPr>
+          <w:b w:val="false"/>
+          <w:bCs w:val="false"/>
+        </w:rPr>
+        <w:t xml:space="preserve"> เพื่อได้ไฟล์รายงาน</w:t>
+      </w:r>
+    </w:p>
+    <w:tbl>
+      <w:tblPr>
+        <w:tblW w:type="dxa" w:w="9026"/>
+        <w:tblBorders>
+          <w:top w:val="single" w:color="auto" w:sz="4"/>
+          <w:left w:val="single" w:color="auto" w:sz="4"/>
+          <w:bottom w:val="single" w:color="auto" w:sz="4"/>
+          <w:right w:val="single" w:color="auto" w:sz="4"/>
+          <w:insideH w:val="single" w:color="auto" w:sz="4"/>
+          <w:insideV w:val="single" w:color="auto" w:sz="4"/>
+        </w:tblBorders>
+      </w:tblPr>
+      <w:tblGrid>
+        <w:gridCol w:w="9026"/>
+      </w:tblGrid>
+      <w:tr>
+        <w:tc>
+          <w:tcPr>
+            <w:tcBorders>
+              <w:top w:val="single" w:color="F59E0B" w:sz="1"/>
+              <w:left w:val="single" w:color="F59E0B" w:sz="18"/>
+              <w:bottom w:val="single" w:color="F59E0B" w:sz="1"/>
+              <w:right w:val="single" w:color="F59E0B" w:sz="1"/>
+            </w:tcBorders>
+            <w:shd w:fill="FFF7ED" w:val="clear"/>
+            <w:tcMar>
+              <w:top w:type="dxa" w:w="100"/>
+              <w:left w:type="dxa" w:w="160"/>
+              <w:bottom w:type="dxa" w:w="100"/>
+              <w:right w:type="dxa" w:w="140"/>
+            </w:tcMar>
+          </w:tcPr>
+          <w:p>
+            <w:pPr>
+              <w:spacing w:after="40"/>
+            </w:pPr>
+            <w:r>
+              <w:rPr>
+                <w:b/>
+                <w:bCs/>
+                <w:color w:val="92400E"/>
+              </w:rPr>
+              <w:t xml:space="preserve">ใช้แนบเอกสารเบิกจ่าย 🧾</w:t>
+            </w:r>
+          </w:p>
+          <w:p>
+            <w:pPr>
+              <w:spacing w:after="20"/>
+            </w:pPr>
+            <w:r>
+              <w:rPr>
+                <w:b w:val="false"/>
+                <w:bCs w:val="false"/>
+              </w:rPr>
+              <w:t xml:space="preserve">รายงานรายวันมีครบ: หัวเรื่องโครงการ · ชื่อนักศึกษา · วันที่ (แบบไทย) · หน่วยบริการ · ตารางกิจกรรม · สรุปผลลงทะเบียน · ตารางกรณีปัญหา · ภาพการปฏิบัติงาน · ช่องลงชื่อผู้ควบคุมงาน</w:t>
+            </w:r>
+          </w:p>
+          <w:p>
+            <w:pPr>
+              <w:spacing w:after="20"/>
+            </w:pPr>
+            <w:r>
+              <w:rPr>
+                <w:b w:val="false"/>
+                <w:bCs w:val="false"/>
+              </w:rPr>
+              <w:t xml:space="preserve">พิมพ์ออกมาเซ็น หรือบันทึกเป็น PDF ไปแนบกับเอกสารเบิกจ่ายได้ทันที</w:t>
+            </w:r>
+          </w:p>
+        </w:tc>
+      </w:tr>
+    </w:tbl>
     <w:p>
       <w:pPr>
         <w:pStyle w:val="Heading1"/>

--- a/docs/manual/คู่มือการใช้งานสำหรับนักศึกษา.docx
+++ b/docs/manual/คู่มือการใช้งานสำหรับนักศึกษา.docx
@@ -2062,7 +2062,7 @@
                 <w:b w:val="false"/>
                 <w:bCs w:val="false"/>
               </w:rPr>
-              <w:t xml:space="preserve">เช่น ให้คำแนะนำการลงทะเบียน · ช่วยกรอกข้อมูล · ตรวจสอบเอกสาร · คัดกรองกลุ่มตกหล่น</w:t>
+              <w:t xml:space="preserve">เช่น ให้คำแนะนำการลงทะเบียน · ช่วยกรอกข้อมูลลงทะเบียน · ตรวจสอบเอกสาร · คัดกรองกลุ่มตกหล่น · จัดอบรม/ให้ความรู้</w:t>
             </w:r>
           </w:p>
         </w:tc>
@@ -2318,7 +2318,7 @@
                 <w:bCs/>
                 <w:color w:val="92400E"/>
               </w:rPr>
-              <w:t xml:space="preserve">ตรวจสอบอัตโนมัติ</w:t>
+              <w:t xml:space="preserve">ตัวเลขลงทะเบียน (ไม่บังคับให้ตรง)</w:t>
             </w:r>
           </w:p>
           <w:p>
@@ -2330,21 +2330,75 @@
                 <w:b w:val="false"/>
                 <w:bCs w:val="false"/>
               </w:rPr>
-              <w:t xml:space="preserve">สำเร็จ + ไม่สำเร็จ ต้อง </w:t>
+              <w:t xml:space="preserve">ถ้ากิจกรรมเป็น </w:t>
             </w:r>
             <w:r>
               <w:rPr>
                 <w:b/>
                 <w:bCs/>
               </w:rPr>
-              <w:t xml:space="preserve">เท่ากับ</w:t>
-            </w:r>
-            <w:r>
-              <w:rPr>
-                <w:b w:val="false"/>
-                <w:bCs w:val="false"/>
-              </w:rPr>
-              <w:t xml:space="preserve"> ผู้รับบริการรวมพอดี — ถ้าตรงจะขึ้นสีเขียว ถ้าไม่ตรงขึ้นสีส้มเตือน</w:t>
+              <w:t xml:space="preserve">การช่วยลงทะเบียน</w:t>
+            </w:r>
+            <w:r>
+              <w:rPr>
+                <w:b w:val="false"/>
+                <w:bCs w:val="false"/>
+              </w:rPr>
+              <w:t xml:space="preserve"> — ปกติ สำเร็จ + ไม่สำเร็จ ควรเท่ากับผู้รับบริการรวม (ถ้าไม่ตรงจะขึ้น </w:t>
+            </w:r>
+            <w:r>
+              <w:rPr>
+                <w:b/>
+                <w:bCs/>
+              </w:rPr>
+              <w:t xml:space="preserve">เตือนสีส้ม</w:t>
+            </w:r>
+            <w:r>
+              <w:rPr>
+                <w:b w:val="false"/>
+                <w:bCs w:val="false"/>
+              </w:rPr>
+              <w:t xml:space="preserve"> แต่ยังบันทึกได้)</w:t>
+            </w:r>
+          </w:p>
+          <w:p>
+            <w:pPr>
+              <w:spacing w:after="20"/>
+            </w:pPr>
+            <w:r>
+              <w:rPr>
+                <w:b w:val="false"/>
+                <w:bCs w:val="false"/>
+              </w:rPr>
+              <w:t xml:space="preserve">ถ้ากิจกรรมเป็น </w:t>
+            </w:r>
+            <w:r>
+              <w:rPr>
+                <w:b/>
+                <w:bCs/>
+              </w:rPr>
+              <w:t xml:space="preserve">อบรม/อื่น ๆ</w:t>
+            </w:r>
+            <w:r>
+              <w:rPr>
+                <w:b w:val="false"/>
+                <w:bCs w:val="false"/>
+              </w:rPr>
+              <w:t xml:space="preserve"> ที่ผู้รับบริการ = ผู้เข้าร่วม (ไม่ใช่ผู้ลงทะเบียน) — </w:t>
+            </w:r>
+            <w:r>
+              <w:rPr>
+                <w:b/>
+                <w:bCs/>
+              </w:rPr>
+              <w:t xml:space="preserve">ไม่ต้องใส่</w:t>
+            </w:r>
+            <w:r>
+              <w:rPr>
+                <w:b w:val="false"/>
+                <w:bCs w:val="false"/>
+              </w:rPr>
+              <w:t xml:space="preserve"> ตัวเลขลงทะเบียนให้ตรงก็ได้ ระบบไม่บังคับ</w:t>
             </w:r>
           </w:p>
         </w:tc>
